--- a/contracts/shablonlar/zargarlik.docx
+++ b/contracts/shablonlar/zargarlik.docx
@@ -17235,7 +17235,7 @@
         </w:rPr>
       </w:pPr>
       <w:r>
-        <w:t>Телефон ракам  1) {{ telefon }}</w:t>
+        <w:t>Телефон ракам  1) {{ telefon }} 2) {{ telefon2 }} 3) {{ telefon3 }}</w:t>
       </w:r>
       <w:r/>
       <w:r>
@@ -17259,14 +17259,12 @@
           <w:color w:val="FF0000"/>
           <w:lang w:val="en-US"/>
         </w:rPr>
-        <w:t xml:space="preserve"> 2) _______________</w:t>
-      </w:r>
-      <w:r>
-        <w:rPr>
-          <w:b/>
-          <w:color w:val="FF0000"/>
-        </w:rPr>
-        <w:t>_____ 3) ___________________</w:t>
+      </w:r>
+      <w:r>
+        <w:rPr>
+          <w:b/>
+          <w:color w:val="FF0000"/>
+        </w:rPr>
       </w:r>
     </w:p>
     <w:p>

--- a/contracts/shablonlar/zargarlik.docx
+++ b/contracts/shablonlar/zargarlik.docx
@@ -17280,64 +17280,34 @@
       </w:r>
       <w:proofErr w:type="spellStart"/>
       <w:r>
-        <w:t>Менинг</w:t>
+        <w:t>Менинг иш жойим ва унинг манзили: {{ ish_joyi }}</w:t>
       </w:r>
       <w:proofErr w:type="spellEnd"/>
-      <w:r>
-        <w:t xml:space="preserve"> </w:t>
-      </w:r>
+      <w:r/>
       <w:proofErr w:type="spellStart"/>
-      <w:r>
-        <w:t>иш</w:t>
-      </w:r>
+      <w:r/>
       <w:proofErr w:type="spellEnd"/>
-      <w:r>
-        <w:t xml:space="preserve"> </w:t>
-      </w:r>
+      <w:r/>
       <w:proofErr w:type="spellStart"/>
-      <w:r>
-        <w:t>жойим</w:t>
-      </w:r>
+      <w:r/>
       <w:proofErr w:type="spellEnd"/>
-      <w:r>
-        <w:t xml:space="preserve"> </w:t>
-      </w:r>
+      <w:r/>
       <w:proofErr w:type="spellStart"/>
-      <w:r>
-        <w:t>ва</w:t>
-      </w:r>
+      <w:r/>
       <w:proofErr w:type="spellEnd"/>
-      <w:r>
-        <w:t xml:space="preserve"> </w:t>
-      </w:r>
+      <w:r/>
       <w:proofErr w:type="spellStart"/>
-      <w:r>
-        <w:t>унинг</w:t>
-      </w:r>
+      <w:r/>
       <w:proofErr w:type="spellEnd"/>
-      <w:r>
-        <w:t xml:space="preserve"> </w:t>
-      </w:r>
+      <w:r/>
       <w:proofErr w:type="spellStart"/>
-      <w:r>
-        <w:t>манзили</w:t>
-      </w:r>
+      <w:r/>
       <w:proofErr w:type="spellEnd"/>
-      <w:r>
-        <w:t>:</w:t>
-      </w:r>
-      <w:r>
-        <w:t xml:space="preserve"> </w:t>
-      </w:r>
-      <w:r>
-        <w:t>_____________________________________</w:t>
-      </w:r>
-      <w:r>
-        <w:t>_____</w:t>
-      </w:r>
-      <w:r>
-        <w:t>_________</w:t>
-      </w:r>
+      <w:r/>
+      <w:r/>
+      <w:r/>
+      <w:r/>
+      <w:r/>
     </w:p>
     <w:p/>
     <w:p>

--- a/contracts/shablonlar/zargarlik.docx
+++ b/contracts/shablonlar/zargarlik.docx
@@ -3305,6 +3305,21 @@
           <w:lang w:val="uz-Cyrl-UZ"/>
         </w:rPr>
       </w:r>
+    </w:p>
+    <w:p>
+      <w:pPr>
+        <w:tabs>
+          <w:tab w:val="left" w:pos="1080"/>
+        </w:tabs>
+        <w:jc w:val="both"/>
+        <w:rPr>
+          <w:bCs/>
+          <w:color w:val="FF0000"/>
+          <w:sz w:val="22"/>
+          <w:szCs w:val="22"/>
+          <w:lang w:val="uz-Cyrl-UZ"/>
+        </w:rPr>
+      </w:pPr>
     </w:p>
     <w:p>
       <w:pPr>
@@ -3978,7 +3993,7 @@
                 <w:szCs w:val="22"/>
                 <w:lang w:val="uz-Cyrl-UZ"/>
               </w:rPr>
-              <w:t xml:space="preserve">{{ fio }} </w:t>
+              <w:t>{{ garov_fio }} ({{ garov_pasport }})</w:t>
             </w:r>
             <w:r>
               <w:rPr>
@@ -3987,7 +4002,6 @@
                 <w:szCs w:val="22"/>
                 <w:lang w:val="uz-Cyrl-UZ"/>
               </w:rPr>
-              <w:t>({{ pasport }}</w:t>
             </w:r>
             <w:r>
               <w:rPr>
@@ -4084,7 +4098,6 @@
                 <w:szCs w:val="22"/>
                 <w:lang w:val="uz-Cyrl-UZ"/>
               </w:rPr>
-              <w:t>)</w:t>
             </w:r>
             <w:r>
               <w:rPr>
@@ -4982,7 +4995,7 @@
                 <w:szCs w:val="22"/>
                 <w:lang w:val="uz-Cyrl-UZ"/>
               </w:rPr>
-              <w:t>{{ fio }}га</w:t>
+              <w:t>{{ garov_fio }}га тегишли</w:t>
             </w:r>
             <w:r>
               <w:rPr>
@@ -5001,7 +5014,6 @@
                 <w:szCs w:val="22"/>
                 <w:lang w:val="uz-Cyrl-UZ"/>
               </w:rPr>
-              <w:t xml:space="preserve"> тегишли</w:t>
             </w:r>
             <w:r>
               <w:rPr>
@@ -11213,7 +11225,7 @@
                 <w:szCs w:val="22"/>
                 <w:lang w:val="uz-Cyrl-UZ"/>
               </w:rPr>
-              <w:t>{{ fio }}га</w:t>
+              <w:t>{{ garov_fio }}га тегишли</w:t>
             </w:r>
             <w:r>
               <w:rPr>
@@ -11223,7 +11235,7 @@
                 <w:szCs w:val="22"/>
                 <w:lang w:val="uz-Cyrl-UZ"/>
               </w:rPr>
-              <w:t xml:space="preserve"> тегишли, заргарлик буюмлари </w:t>
+              <w:t xml:space="preserve">, заргарлик буюмлари </w:t>
             </w:r>
             <w:r>
               <w:rPr>
@@ -11920,7 +11932,7 @@
                       <w:szCs w:val="22"/>
                       <w:lang w:val="uz-Cyrl-UZ"/>
                     </w:rPr>
-                    <w:t>{{ fio }}</w:t>
+                    <w:t>{{ garov_fio }}</w:t>
                   </w:r>
                 </w:p>
                 <w:p>
@@ -11946,7 +11958,7 @@
                       <w:szCs w:val="22"/>
                       <w:lang w:val="uz-Cyrl-UZ"/>
                     </w:rPr>
-                    <w:t>{{ pasport }}</w:t>
+                    <w:t>{{ garov_pasport }}</w:t>
                   </w:r>
                   <w:r>
                     <w:rPr>
@@ -12053,7 +12065,7 @@
                       <w:szCs w:val="22"/>
                       <w:lang w:val="uz-Cyrl-UZ"/>
                     </w:rPr>
-                    <w:t>Манзил:</w:t>
+                    <w:t>Манзил: {{ garov_manzil }}</w:t>
                   </w:r>
                   <w:r>
                     <w:rPr>
@@ -12062,7 +12074,6 @@
                       <w:szCs w:val="22"/>
                       <w:lang w:val="uz-Cyrl-UZ"/>
                     </w:rPr>
-                    <w:t xml:space="preserve"> </w:t>
                   </w:r>
                   <w:r>
                     <w:rPr>
@@ -12071,7 +12082,6 @@
                       <w:szCs w:val="22"/>
                       <w:lang w:val="uz-Cyrl-UZ"/>
                     </w:rPr>
-                    <w:t>{{ manzil }}</w:t>
                   </w:r>
                 </w:p>
                 <w:p>
@@ -12636,15 +12646,14 @@
                 <w:szCs w:val="22"/>
                 <w:lang w:val="uz-Cyrl-UZ"/>
               </w:rPr>
-              <w:t xml:space="preserve"> қарз олувчи </w:t>
-            </w:r>
-            <w:r>
-              <w:rPr>
-                <w:sz w:val="22"/>
-                <w:szCs w:val="22"/>
-                <w:lang w:val="uz-Cyrl-UZ"/>
-              </w:rPr>
-              <w:t xml:space="preserve">ва гаровга куювчи </w:t>
+              <w:t xml:space="preserve"> {{ dalolatnoma_taraflar }}</w:t>
+            </w:r>
+            <w:r>
+              <w:rPr>
+                <w:sz w:val="22"/>
+                <w:szCs w:val="22"/>
+                <w:lang w:val="uz-Cyrl-UZ"/>
+              </w:rPr>
             </w:r>
             <w:r>
               <w:rPr>
@@ -12654,7 +12663,6 @@
                 <w:szCs w:val="22"/>
                 <w:lang w:val="uz-Cyrl-UZ"/>
               </w:rPr>
-              <w:t xml:space="preserve">{{ fio }} </w:t>
             </w:r>
             <w:r>
               <w:rPr>
@@ -12663,7 +12671,6 @@
                 <w:szCs w:val="22"/>
                 <w:lang w:val="uz-Cyrl-UZ"/>
               </w:rPr>
-              <w:t>({{ pasport }}</w:t>
             </w:r>
             <w:r>
               <w:rPr>
@@ -12752,7 +12759,6 @@
                 <w:szCs w:val="22"/>
                 <w:lang w:val="uz-Cyrl-UZ"/>
               </w:rPr>
-              <w:t xml:space="preserve"> ,</w:t>
             </w:r>
             <w:r>
               <w:rPr>
@@ -12762,7 +12768,6 @@
                 <w:szCs w:val="22"/>
                 <w:lang w:val="uz-Cyrl-UZ"/>
               </w:rPr>
-              <w:t>Манзил:</w:t>
             </w:r>
             <w:r>
               <w:rPr>
@@ -12771,7 +12776,6 @@
                 <w:szCs w:val="22"/>
                 <w:lang w:val="uz-Cyrl-UZ"/>
               </w:rPr>
-              <w:t xml:space="preserve"> </w:t>
             </w:r>
             <w:r>
               <w:rPr>
@@ -12780,7 +12784,6 @@
                 <w:szCs w:val="22"/>
                 <w:lang w:val="uz-Cyrl-UZ"/>
               </w:rPr>
-              <w:t>{{ manzil }}</w:t>
             </w:r>
             <w:r>
               <w:rPr>
@@ -12805,7 +12808,6 @@
                 <w:szCs w:val="22"/>
                 <w:lang w:val="uz-Cyrl-UZ"/>
               </w:rPr>
-              <w:t>)</w:t>
             </w:r>
             <w:r>
               <w:rPr>
@@ -14801,7 +14803,7 @@
                 <w:szCs w:val="22"/>
                 <w:lang w:val="uz-Cyrl-UZ"/>
               </w:rPr>
-              <w:t>{{ fio }}</w:t>
+              <w:t>{{ garov_fio }}</w:t>
             </w:r>
           </w:p>
           <w:p>
@@ -15959,7 +15961,7 @@
           <w:color w:val="FF0000"/>
           <w:lang w:val="uz-Cyrl-UZ"/>
         </w:rPr>
-        <w:t>узимга тегишли заргарлик буюмларини гаровга такдим этаман</w:t>
+        <w:t>{{ ariza_taminot }}</w:t>
       </w:r>
       <w:r>
         <w:rPr>
@@ -16980,7 +16982,7 @@
               <w:rPr>
                 <w:color w:val="FF0000"/>
               </w:rPr>
-              <w:t>{{ pasport_sana }}-йилда, {{ pasport_viloyat }} {{ pasport_bolim }} - сонли ИИВ томонидан берилган</w:t>
+              <w:t>{{ pasport_sana }}-йилда, {{ pasport_bergan }} ИИВ томонидан берилган</w:t>
             </w:r>
             <w:r>
               <w:rPr>
@@ -18672,27 +18674,25 @@
           <w:color w:val="FF0000"/>
           <w:lang w:val="uz-Cyrl-UZ"/>
         </w:rPr>
-        <w:t>{{ fio }}</w:t>
-      </w:r>
-      <w:r>
-        <w:rPr>
-          <w:color w:val="FF0000"/>
-          <w:lang w:val="uz-Cyrl-UZ"/>
-        </w:rPr>
-        <w:t xml:space="preserve"> узига</w:t>
-      </w:r>
-      <w:r>
-        <w:rPr>
-          <w:color w:val="FF0000"/>
-          <w:lang w:val="uz-Cyrl-UZ"/>
-        </w:rPr>
-        <w:t xml:space="preserve"> тегишли заргарлик буюмларини</w:t>
-      </w:r>
-      <w:r>
-        <w:rPr>
-          <w:lang w:val="uz-Cyrl-UZ"/>
-        </w:rPr>
-        <w:t xml:space="preserve"> гаровга куйилишини  маълум </w:t>
+        <w:t>{{ garov_mulki_egalik }}ни гаровга куйилишини</w:t>
+      </w:r>
+      <w:r>
+        <w:rPr>
+          <w:color w:val="FF0000"/>
+          <w:lang w:val="uz-Cyrl-UZ"/>
+        </w:rPr>
+      </w:r>
+      <w:r>
+        <w:rPr>
+          <w:color w:val="FF0000"/>
+          <w:lang w:val="uz-Cyrl-UZ"/>
+        </w:rPr>
+      </w:r>
+      <w:r>
+        <w:rPr>
+          <w:lang w:val="uz-Cyrl-UZ"/>
+        </w:rPr>
+        <w:t xml:space="preserve">  маълум </w:t>
       </w:r>
       <w:r>
         <w:rPr>
@@ -18894,27 +18894,24 @@
           <w:color w:val="FF0000"/>
           <w:lang w:val="uz-Cyrl-UZ"/>
         </w:rPr>
-        <w:t>{{ fio }}</w:t>
-      </w:r>
-      <w:r>
-        <w:rPr>
-          <w:color w:val="FF0000"/>
-          <w:lang w:val="uz-Cyrl-UZ"/>
-        </w:rPr>
-        <w:t xml:space="preserve"> узига</w:t>
-      </w:r>
-      <w:r>
-        <w:rPr>
-          <w:color w:val="FF0000"/>
-          <w:lang w:val="uz-Cyrl-UZ"/>
-        </w:rPr>
-        <w:t xml:space="preserve"> тегишли заргарлик буюмларини</w:t>
-      </w:r>
-      <w:r>
-        <w:rPr>
-          <w:lang w:val="uz-Cyrl-UZ"/>
-        </w:rPr>
-        <w:t xml:space="preserve"> гаровга куйилишини</w:t>
+        <w:t>{{ garov_mulki_egalik }}ни гаровга куйилишини</w:t>
+      </w:r>
+      <w:r>
+        <w:rPr>
+          <w:color w:val="FF0000"/>
+          <w:lang w:val="uz-Cyrl-UZ"/>
+        </w:rPr>
+      </w:r>
+      <w:r>
+        <w:rPr>
+          <w:color w:val="FF0000"/>
+          <w:lang w:val="uz-Cyrl-UZ"/>
+        </w:rPr>
+      </w:r>
+      <w:r>
+        <w:rPr>
+          <w:lang w:val="uz-Cyrl-UZ"/>
+        </w:rPr>
       </w:r>
       <w:r>
         <w:rPr>
@@ -19243,57 +19240,49 @@
         <w:rPr>
           <w:lang w:val="uz-Cyrl-UZ"/>
         </w:rPr>
-        <w:t>дорида микроқарз берилсин. Гаров таьминоти сифатида</w:t>
+        <w:t>дорида микроқарз берилсин. Гаров таьминоти сифатида фукаро {{ garov_mulki }} қабул қилинсин.</w:t>
       </w:r>
       <w:r>
         <w:rPr>
           <w:lang w:val="uz-Latn-UZ"/>
         </w:rPr>
-        <w:t xml:space="preserve"> </w:t>
-      </w:r>
-      <w:r>
-        <w:rPr>
-          <w:lang w:val="uz-Cyrl-UZ"/>
-        </w:rPr>
-        <w:t xml:space="preserve">фукаро </w:t>
-      </w:r>
-      <w:r>
-        <w:rPr>
-          <w:color w:val="FF0000"/>
-          <w:lang w:val="uz-Cyrl-UZ"/>
-        </w:rPr>
-        <w:t>{{ fio }}га</w:t>
-      </w:r>
-      <w:r>
-        <w:rPr>
-          <w:color w:val="FF0000"/>
-          <w:lang w:val="uz-Cyrl-UZ"/>
-        </w:rPr>
-        <w:t xml:space="preserve"> тегишли заргарлик буюмлари </w:t>
+      </w:r>
+      <w:r>
+        <w:rPr>
+          <w:lang w:val="uz-Cyrl-UZ"/>
+        </w:rPr>
+      </w:r>
+      <w:r>
+        <w:rPr>
+          <w:color w:val="FF0000"/>
+          <w:lang w:val="uz-Cyrl-UZ"/>
+        </w:rPr>
+      </w:r>
+      <w:r>
+        <w:rPr>
+          <w:color w:val="FF0000"/>
+          <w:lang w:val="uz-Cyrl-UZ"/>
+        </w:rPr>
       </w:r>
       <w:r>
         <w:rPr>
           <w:lang w:val="uz-Latn-UZ"/>
         </w:rPr>
-        <w:t>қ</w:t>
-      </w:r>
-      <w:r>
-        <w:rPr>
-          <w:lang w:val="uz-Cyrl-UZ"/>
-        </w:rPr>
-        <w:t xml:space="preserve">абул </w:t>
+      </w:r>
+      <w:r>
+        <w:rPr>
+          <w:lang w:val="uz-Cyrl-UZ"/>
+        </w:rPr>
       </w:r>
       <w:r>
         <w:rPr>
           <w:lang w:val="uz-Latn-UZ"/>
         </w:rPr>
-        <w:t>қ</w:t>
-      </w:r>
-      <w:r>
-        <w:rPr>
-          <w:lang w:val="uz-Cyrl-UZ"/>
-        </w:rPr>
-        <w:t>илинсин.</w:t>
+      </w:r>
+      <w:r>
+        <w:rPr>
+          <w:lang w:val="uz-Cyrl-UZ"/>
+        </w:rPr>
       </w:r>
     </w:p>
     <w:p>
@@ -20047,27 +20036,25 @@
         <w:rPr>
           <w:lang w:val="uz-Cyrl-UZ"/>
         </w:rPr>
-        <w:t xml:space="preserve">накд пулда, </w:t>
-      </w:r>
-      <w:r>
-        <w:rPr>
-          <w:color w:val="FF0000"/>
-          <w:lang w:val="uz-Cyrl-UZ"/>
-        </w:rPr>
-        <w:t>{{ fio }}га</w:t>
-      </w:r>
-      <w:r>
-        <w:rPr>
-          <w:color w:val="FF0000"/>
+        <w:t>накд пулда, {{ garov_mulki }} гарови асосида</w:t>
+      </w:r>
+      <w:r>
+        <w:rPr>
+          <w:color w:val="FF0000"/>
+          <w:lang w:val="uz-Cyrl-UZ"/>
+        </w:rPr>
+      </w:r>
+      <w:r>
+        <w:rPr>
+          <w:color w:val="FF0000"/>
+          <w:lang w:val="uz-Cyrl-UZ"/>
+        </w:rPr>
+      </w:r>
+      <w:r>
+        <w:rPr>
           <w:lang w:val="uz-Cyrl-UZ"/>
         </w:rPr>
         <w:t xml:space="preserve"> </w:t>
-      </w:r>
-      <w:r>
-        <w:rPr>
-          <w:lang w:val="uz-Cyrl-UZ"/>
-        </w:rPr>
-        <w:t xml:space="preserve">тегишли заргарлик буюмлари гарови асосида </w:t>
       </w:r>
       <w:r>
         <w:rPr>

--- a/contracts/shablonlar/zargarlik.docx
+++ b/contracts/shablonlar/zargarlik.docx
@@ -4906,46 +4906,41 @@
                 <w:sz w:val="22"/>
                 <w:szCs w:val="22"/>
               </w:rPr>
-              <w:t>келишув</w:t>
-            </w:r>
-            <w:proofErr w:type="spellEnd"/>
-            <w:r>
-              <w:rPr>
-                <w:sz w:val="22"/>
-                <w:szCs w:val="22"/>
-              </w:rPr>
-              <w:t xml:space="preserve"> </w:t>
-            </w:r>
-            <w:proofErr w:type="spellStart"/>
-            <w:r>
-              <w:rPr>
-                <w:sz w:val="22"/>
-                <w:szCs w:val="22"/>
-              </w:rPr>
-              <w:t>далолатномаси</w:t>
-            </w:r>
-            <w:r>
-              <w:rPr>
-                <w:sz w:val="22"/>
-                <w:szCs w:val="22"/>
-              </w:rPr>
-              <w:t>га</w:t>
-            </w:r>
-            <w:proofErr w:type="spellEnd"/>
-            <w:r>
-              <w:rPr>
-                <w:sz w:val="22"/>
-                <w:szCs w:val="22"/>
-              </w:rPr>
-              <w:t xml:space="preserve"> </w:t>
-            </w:r>
-            <w:proofErr w:type="spellStart"/>
-            <w:r>
-              <w:rPr>
-                <w:sz w:val="22"/>
-                <w:szCs w:val="22"/>
-              </w:rPr>
-              <w:t>асосан</w:t>
+              <w:t>№{{ raqam }}-сонли бахолаш далолатномасига асосан</w:t>
+            </w:r>
+            <w:proofErr w:type="spellEnd"/>
+            <w:r>
+              <w:rPr>
+                <w:sz w:val="22"/>
+                <w:szCs w:val="22"/>
+              </w:rPr>
+            </w:r>
+            <w:proofErr w:type="spellStart"/>
+            <w:r>
+              <w:rPr>
+                <w:sz w:val="22"/>
+                <w:szCs w:val="22"/>
+              </w:rPr>
+            </w:r>
+            <w:r>
+              <w:rPr>
+                <w:sz w:val="22"/>
+                <w:szCs w:val="22"/>
+              </w:rPr>
+            </w:r>
+            <w:proofErr w:type="spellEnd"/>
+            <w:r>
+              <w:rPr>
+                <w:sz w:val="22"/>
+                <w:szCs w:val="22"/>
+              </w:rPr>
+            </w:r>
+            <w:proofErr w:type="spellStart"/>
+            <w:r>
+              <w:rPr>
+                <w:sz w:val="22"/>
+                <w:szCs w:val="22"/>
+              </w:rPr>
             </w:r>
             <w:proofErr w:type="spellEnd"/>
             <w:r>
@@ -17237,7 +17232,12 @@
         </w:rPr>
       </w:pPr>
       <w:r>
-        <w:t>Телефон ракам  1) {{ telefon }} 2) {{ telefon2 }} 3) {{ telefon3 }}</w:t>
+        <w:t>Телефон ракам  1) {{ telefon }}</w:t>
+        <w:tab/>
+        <w:t xml:space="preserve"> 2) {{ telefon2 }}</w:t>
+        <w:tab/>
+        <w:t xml:space="preserve"> 3) {{ telefon3 }}</w:t>
+        <w:tab/>
       </w:r>
       <w:r/>
       <w:r>
